--- a/JM Travels prompt.docx
+++ b/JM Travels prompt.docx
@@ -4,6 +4,7 @@
   <w:body>
     <w:p>
       <w:pPr>
+        <w:spacing w:after="0"/>
         <w:rPr>
           <w:lang w:val="en-NG"/>
         </w:rPr>
@@ -42,7 +43,7 @@
         </w:rPr>
         <w:t xml:space="preserve"> from </w:t>
       </w:r>
-      <w:hyperlink r:id="rId4" w:tgtFrame="_blank" w:history="1">
+      <w:hyperlink r:id="rId5" w:tgtFrame="_blank" w:history="1">
         <w:r>
           <w:rPr>
             <w:rStyle w:val="Hyperlink"/>
@@ -125,11 +126,36 @@
         <w:rPr>
           <w:lang w:val="en-NG"/>
         </w:rPr>
-        <w:t xml:space="preserve"> Custom 404 page</w:t>
-      </w:r>
-    </w:p>
-    <w:p>
-      <w:pPr>
+        <w:t xml:space="preserve"> </w:t>
+      </w:r>
+    </w:p>
+    <w:p>
+      <w:pPr>
+        <w:pStyle w:val="ListParagraph"/>
+        <w:numPr>
+          <w:ilvl w:val="0"/>
+          <w:numId w:val="1"/>
+        </w:numPr>
+        <w:spacing w:after="0"/>
+        <w:rPr>
+          <w:lang w:val="en-NG"/>
+        </w:rPr>
+      </w:pPr>
+      <w:r>
+        <w:rPr>
+          <w:lang w:val="en-NG"/>
+        </w:rPr>
+        <w:t>Custom 404 page</w:t>
+      </w:r>
+    </w:p>
+    <w:p>
+      <w:pPr>
+        <w:pStyle w:val="ListParagraph"/>
+        <w:numPr>
+          <w:ilvl w:val="0"/>
+          <w:numId w:val="1"/>
+        </w:numPr>
+        <w:spacing w:after="0"/>
         <w:rPr>
           <w:lang w:val="en-NG"/>
         </w:rPr>
@@ -143,6 +169,12 @@
     </w:p>
     <w:p>
       <w:pPr>
+        <w:pStyle w:val="ListParagraph"/>
+        <w:numPr>
+          <w:ilvl w:val="0"/>
+          <w:numId w:val="1"/>
+        </w:numPr>
+        <w:spacing w:after="0"/>
         <w:rPr>
           <w:lang w:val="en-NG"/>
         </w:rPr>
@@ -156,6 +188,12 @@
     </w:p>
     <w:p>
       <w:pPr>
+        <w:pStyle w:val="ListParagraph"/>
+        <w:numPr>
+          <w:ilvl w:val="0"/>
+          <w:numId w:val="1"/>
+        </w:numPr>
+        <w:spacing w:after="0"/>
         <w:rPr>
           <w:lang w:val="en-NG"/>
         </w:rPr>
@@ -169,6 +207,12 @@
     </w:p>
     <w:p>
       <w:pPr>
+        <w:pStyle w:val="ListParagraph"/>
+        <w:numPr>
+          <w:ilvl w:val="0"/>
+          <w:numId w:val="1"/>
+        </w:numPr>
+        <w:spacing w:after="0"/>
         <w:rPr>
           <w:lang w:val="en-NG"/>
         </w:rPr>
@@ -182,6 +226,12 @@
     </w:p>
     <w:p>
       <w:pPr>
+        <w:pStyle w:val="ListParagraph"/>
+        <w:numPr>
+          <w:ilvl w:val="0"/>
+          <w:numId w:val="1"/>
+        </w:numPr>
+        <w:spacing w:after="0"/>
         <w:rPr>
           <w:lang w:val="en-NG"/>
         </w:rPr>
@@ -195,6 +245,12 @@
     </w:p>
     <w:p>
       <w:pPr>
+        <w:pStyle w:val="ListParagraph"/>
+        <w:numPr>
+          <w:ilvl w:val="0"/>
+          <w:numId w:val="1"/>
+        </w:numPr>
+        <w:spacing w:after="0"/>
         <w:rPr>
           <w:lang w:val="en-NG"/>
         </w:rPr>
@@ -208,6 +264,12 @@
     </w:p>
     <w:p>
       <w:pPr>
+        <w:pStyle w:val="ListParagraph"/>
+        <w:numPr>
+          <w:ilvl w:val="0"/>
+          <w:numId w:val="1"/>
+        </w:numPr>
+        <w:spacing w:after="0"/>
         <w:rPr>
           <w:lang w:val="en-NG"/>
         </w:rPr>
@@ -221,6 +283,12 @@
     </w:p>
     <w:p>
       <w:pPr>
+        <w:pStyle w:val="ListParagraph"/>
+        <w:numPr>
+          <w:ilvl w:val="0"/>
+          <w:numId w:val="1"/>
+        </w:numPr>
+        <w:spacing w:after="0"/>
         <w:rPr>
           <w:lang w:val="en-NG"/>
         </w:rPr>
@@ -234,6 +302,12 @@
     </w:p>
     <w:p>
       <w:pPr>
+        <w:pStyle w:val="ListParagraph"/>
+        <w:numPr>
+          <w:ilvl w:val="0"/>
+          <w:numId w:val="1"/>
+        </w:numPr>
+        <w:spacing w:after="0"/>
         <w:rPr>
           <w:lang w:val="en-NG"/>
         </w:rPr>
@@ -247,6 +321,12 @@
     </w:p>
     <w:p>
       <w:pPr>
+        <w:pStyle w:val="ListParagraph"/>
+        <w:numPr>
+          <w:ilvl w:val="0"/>
+          <w:numId w:val="1"/>
+        </w:numPr>
+        <w:spacing w:after="0"/>
         <w:rPr>
           <w:lang w:val="en-NG"/>
         </w:rPr>
@@ -260,6 +340,12 @@
     </w:p>
     <w:p>
       <w:pPr>
+        <w:pStyle w:val="ListParagraph"/>
+        <w:numPr>
+          <w:ilvl w:val="0"/>
+          <w:numId w:val="1"/>
+        </w:numPr>
+        <w:spacing w:after="0"/>
         <w:rPr>
           <w:lang w:val="en-NG"/>
         </w:rPr>
@@ -273,6 +359,12 @@
     </w:p>
     <w:p>
       <w:pPr>
+        <w:pStyle w:val="ListParagraph"/>
+        <w:numPr>
+          <w:ilvl w:val="0"/>
+          <w:numId w:val="1"/>
+        </w:numPr>
+        <w:spacing w:after="0"/>
         <w:rPr>
           <w:lang w:val="en-NG"/>
         </w:rPr>
@@ -286,6 +378,12 @@
     </w:p>
     <w:p>
       <w:pPr>
+        <w:pStyle w:val="ListParagraph"/>
+        <w:numPr>
+          <w:ilvl w:val="0"/>
+          <w:numId w:val="1"/>
+        </w:numPr>
+        <w:spacing w:after="0"/>
         <w:rPr>
           <w:lang w:val="en-NG"/>
         </w:rPr>
@@ -299,6 +397,12 @@
     </w:p>
     <w:p>
       <w:pPr>
+        <w:pStyle w:val="ListParagraph"/>
+        <w:numPr>
+          <w:ilvl w:val="0"/>
+          <w:numId w:val="1"/>
+        </w:numPr>
+        <w:spacing w:after="0"/>
         <w:rPr>
           <w:lang w:val="en-NG"/>
         </w:rPr>
@@ -312,6 +416,12 @@
     </w:p>
     <w:p>
       <w:pPr>
+        <w:pStyle w:val="ListParagraph"/>
+        <w:numPr>
+          <w:ilvl w:val="0"/>
+          <w:numId w:val="1"/>
+        </w:numPr>
+        <w:spacing w:after="0"/>
         <w:rPr>
           <w:lang w:val="en-NG"/>
         </w:rPr>
@@ -325,6 +435,12 @@
     </w:p>
     <w:p>
       <w:pPr>
+        <w:pStyle w:val="ListParagraph"/>
+        <w:numPr>
+          <w:ilvl w:val="0"/>
+          <w:numId w:val="1"/>
+        </w:numPr>
+        <w:spacing w:after="0"/>
         <w:rPr>
           <w:lang w:val="en-NG"/>
         </w:rPr>
@@ -338,6 +454,12 @@
     </w:p>
     <w:p>
       <w:pPr>
+        <w:pStyle w:val="ListParagraph"/>
+        <w:numPr>
+          <w:ilvl w:val="0"/>
+          <w:numId w:val="1"/>
+        </w:numPr>
+        <w:spacing w:after="0"/>
         <w:rPr>
           <w:lang w:val="en-NG"/>
         </w:rPr>
@@ -351,15 +473,465 @@
     </w:p>
     <w:p>
       <w:pPr>
-        <w:rPr>
-          <w:lang w:val="en-NG"/>
-        </w:rPr>
-      </w:pPr>
-      <w:r>
-        <w:rPr>
-          <w:lang w:val="en-NG"/>
-        </w:rPr>
-        <w:t xml:space="preserve">Google Analytics. Also take help from </w:t>
+        <w:pStyle w:val="ListParagraph"/>
+        <w:numPr>
+          <w:ilvl w:val="0"/>
+          <w:numId w:val="1"/>
+        </w:numPr>
+        <w:spacing w:after="0"/>
+        <w:rPr>
+          <w:lang w:val="en-NG"/>
+        </w:rPr>
+      </w:pPr>
+      <w:r>
+        <w:rPr>
+          <w:lang w:val="en-NG"/>
+        </w:rPr>
+        <w:t xml:space="preserve">Google Analytics. </w:t>
+      </w:r>
+    </w:p>
+    <w:p>
+      <w:pPr>
+        <w:pStyle w:val="ListParagraph"/>
+        <w:spacing w:after="0"/>
+        <w:rPr>
+          <w:lang w:val="en-NG"/>
+        </w:rPr>
+      </w:pPr>
+    </w:p>
+    <w:p>
+      <w:pPr>
+        <w:spacing w:after="0"/>
+        <w:rPr>
+          <w:lang w:val="en-NG"/>
+        </w:rPr>
+      </w:pPr>
+      <w:r>
+        <w:rPr>
+          <w:lang w:val="en-NG"/>
+        </w:rPr>
+        <w:t>Also look out for the following that make the page look AI generated and fix the:</w:t>
+      </w:r>
+    </w:p>
+    <w:p>
+      <w:pPr>
+        <w:numPr>
+          <w:ilvl w:val="0"/>
+          <w:numId w:val="2"/>
+        </w:numPr>
+        <w:spacing w:after="0"/>
+        <w:rPr>
+          <w:lang w:val="en-NG"/>
+        </w:rPr>
+      </w:pPr>
+      <w:r>
+        <w:rPr>
+          <w:lang w:val="en-NG"/>
+        </w:rPr>
+        <w:t xml:space="preserve">Purple-to-blue gradient </w:t>
+      </w:r>
+    </w:p>
+    <w:p>
+      <w:pPr>
+        <w:numPr>
+          <w:ilvl w:val="0"/>
+          <w:numId w:val="2"/>
+        </w:numPr>
+        <w:spacing w:after="0"/>
+        <w:rPr>
+          <w:lang w:val="en-NG"/>
+        </w:rPr>
+      </w:pPr>
+      <w:r>
+        <w:rPr>
+          <w:lang w:val="en-NG"/>
+        </w:rPr>
+        <w:t xml:space="preserve">Gradient hero text </w:t>
+      </w:r>
+    </w:p>
+    <w:p>
+      <w:pPr>
+        <w:numPr>
+          <w:ilvl w:val="0"/>
+          <w:numId w:val="2"/>
+        </w:numPr>
+        <w:spacing w:after="0"/>
+        <w:rPr>
+          <w:lang w:val="en-NG"/>
+        </w:rPr>
+      </w:pPr>
+      <w:r>
+        <w:rPr>
+          <w:lang w:val="en-NG"/>
+        </w:rPr>
+        <w:t xml:space="preserve">Emojis in your headings </w:t>
+      </w:r>
+    </w:p>
+    <w:p>
+      <w:pPr>
+        <w:numPr>
+          <w:ilvl w:val="0"/>
+          <w:numId w:val="2"/>
+        </w:numPr>
+        <w:spacing w:after="0"/>
+        <w:rPr>
+          <w:lang w:val="en-NG"/>
+        </w:rPr>
+      </w:pPr>
+      <w:r>
+        <w:rPr>
+          <w:lang w:val="en-NG"/>
+        </w:rPr>
+        <w:t xml:space="preserve">Inter font everywhere </w:t>
+      </w:r>
+    </w:p>
+    <w:p>
+      <w:pPr>
+        <w:numPr>
+          <w:ilvl w:val="0"/>
+          <w:numId w:val="2"/>
+        </w:numPr>
+        <w:spacing w:after="0"/>
+        <w:rPr>
+          <w:lang w:val="en-NG"/>
+        </w:rPr>
+      </w:pPr>
+      <w:proofErr w:type="spellStart"/>
+      <w:r>
+        <w:rPr>
+          <w:lang w:val="en-NG"/>
+        </w:rPr>
+        <w:t>Colored</w:t>
+      </w:r>
+      <w:proofErr w:type="spellEnd"/>
+      <w:r>
+        <w:rPr>
+          <w:lang w:val="en-NG"/>
+        </w:rPr>
+        <w:t xml:space="preserve"> border cards </w:t>
+      </w:r>
+    </w:p>
+    <w:p>
+      <w:pPr>
+        <w:numPr>
+          <w:ilvl w:val="0"/>
+          <w:numId w:val="2"/>
+        </w:numPr>
+        <w:spacing w:after="0"/>
+        <w:rPr>
+          <w:lang w:val="en-NG"/>
+        </w:rPr>
+      </w:pPr>
+      <w:proofErr w:type="spellStart"/>
+      <w:r>
+        <w:rPr>
+          <w:lang w:val="en-NG"/>
+        </w:rPr>
+        <w:t>Glassmorphism</w:t>
+      </w:r>
+      <w:proofErr w:type="spellEnd"/>
+      <w:r>
+        <w:rPr>
+          <w:lang w:val="en-NG"/>
+        </w:rPr>
+        <w:t xml:space="preserve"> cards </w:t>
+      </w:r>
+    </w:p>
+    <w:p>
+      <w:pPr>
+        <w:numPr>
+          <w:ilvl w:val="0"/>
+          <w:numId w:val="2"/>
+        </w:numPr>
+        <w:spacing w:after="0"/>
+        <w:rPr>
+          <w:lang w:val="en-NG"/>
+        </w:rPr>
+      </w:pPr>
+      <w:r>
+        <w:rPr>
+          <w:lang w:val="en-NG"/>
+        </w:rPr>
+        <w:t xml:space="preserve">Low-contrast dark mode </w:t>
+      </w:r>
+    </w:p>
+    <w:p>
+      <w:pPr>
+        <w:numPr>
+          <w:ilvl w:val="0"/>
+          <w:numId w:val="2"/>
+        </w:numPr>
+        <w:spacing w:after="0"/>
+        <w:rPr>
+          <w:lang w:val="en-NG"/>
+        </w:rPr>
+      </w:pPr>
+      <w:r>
+        <w:rPr>
+          <w:lang w:val="en-NG"/>
+        </w:rPr>
+        <w:t xml:space="preserve">3 icon boxes in a row </w:t>
+      </w:r>
+    </w:p>
+    <w:p>
+      <w:pPr>
+        <w:numPr>
+          <w:ilvl w:val="0"/>
+          <w:numId w:val="2"/>
+        </w:numPr>
+        <w:spacing w:after="0"/>
+        <w:rPr>
+          <w:lang w:val="en-NG"/>
+        </w:rPr>
+      </w:pPr>
+      <w:r>
+        <w:rPr>
+          <w:lang w:val="en-NG"/>
+        </w:rPr>
+        <w:t xml:space="preserve">Badge above the headline </w:t>
+      </w:r>
+    </w:p>
+    <w:p>
+      <w:pPr>
+        <w:numPr>
+          <w:ilvl w:val="0"/>
+          <w:numId w:val="2"/>
+        </w:numPr>
+        <w:spacing w:after="0"/>
+        <w:rPr>
+          <w:lang w:val="en-NG"/>
+        </w:rPr>
+      </w:pPr>
+      <w:proofErr w:type="spellStart"/>
+      <w:r>
+        <w:rPr>
+          <w:lang w:val="en-NG"/>
+        </w:rPr>
+        <w:t>Lucide</w:t>
+      </w:r>
+      <w:proofErr w:type="spellEnd"/>
+      <w:r>
+        <w:rPr>
+          <w:lang w:val="en-NG"/>
+        </w:rPr>
+        <w:t xml:space="preserve"> icons everywhere </w:t>
+      </w:r>
+    </w:p>
+    <w:p>
+      <w:pPr>
+        <w:numPr>
+          <w:ilvl w:val="0"/>
+          <w:numId w:val="2"/>
+        </w:numPr>
+        <w:spacing w:after="0"/>
+        <w:rPr>
+          <w:lang w:val="en-NG"/>
+        </w:rPr>
+      </w:pPr>
+      <w:r>
+        <w:rPr>
+          <w:lang w:val="en-NG"/>
+        </w:rPr>
+        <w:t xml:space="preserve">Untouched </w:t>
+      </w:r>
+      <w:proofErr w:type="spellStart"/>
+      <w:r>
+        <w:rPr>
+          <w:lang w:val="en-NG"/>
+        </w:rPr>
+        <w:t>shadcn</w:t>
+      </w:r>
+      <w:proofErr w:type="spellEnd"/>
+      <w:r>
+        <w:rPr>
+          <w:lang w:val="en-NG"/>
+        </w:rPr>
+        <w:t xml:space="preserve"> UI </w:t>
+      </w:r>
+    </w:p>
+    <w:p>
+      <w:pPr>
+        <w:numPr>
+          <w:ilvl w:val="0"/>
+          <w:numId w:val="2"/>
+        </w:numPr>
+        <w:spacing w:after="0"/>
+        <w:rPr>
+          <w:lang w:val="en-NG"/>
+        </w:rPr>
+      </w:pPr>
+      <w:r>
+        <w:rPr>
+          <w:lang w:val="en-NG"/>
+        </w:rPr>
+        <w:t xml:space="preserve">Fade-in on scroll </w:t>
+      </w:r>
+    </w:p>
+    <w:p>
+      <w:pPr>
+        <w:numPr>
+          <w:ilvl w:val="0"/>
+          <w:numId w:val="2"/>
+        </w:numPr>
+        <w:spacing w:after="0"/>
+        <w:rPr>
+          <w:lang w:val="en-NG"/>
+        </w:rPr>
+      </w:pPr>
+      <w:r>
+        <w:rPr>
+          <w:lang w:val="en-NG"/>
+        </w:rPr>
+        <w:t xml:space="preserve">Cursor-following beam </w:t>
+      </w:r>
+    </w:p>
+    <w:p>
+      <w:pPr>
+        <w:numPr>
+          <w:ilvl w:val="0"/>
+          <w:numId w:val="2"/>
+        </w:numPr>
+        <w:spacing w:after="0"/>
+        <w:rPr>
+          <w:lang w:val="en-NG"/>
+        </w:rPr>
+      </w:pPr>
+      <w:r>
+        <w:rPr>
+          <w:lang w:val="en-NG"/>
+        </w:rPr>
+        <w:t xml:space="preserve">Buttons fade on hover </w:t>
+      </w:r>
+    </w:p>
+    <w:p>
+      <w:pPr>
+        <w:numPr>
+          <w:ilvl w:val="0"/>
+          <w:numId w:val="2"/>
+        </w:numPr>
+        <w:spacing w:after="0"/>
+        <w:rPr>
+          <w:lang w:val="en-NG"/>
+        </w:rPr>
+      </w:pPr>
+      <w:r>
+        <w:rPr>
+          <w:lang w:val="en-NG"/>
+        </w:rPr>
+        <w:t xml:space="preserve">Inconsistent spacing </w:t>
+      </w:r>
+    </w:p>
+    <w:p>
+      <w:pPr>
+        <w:numPr>
+          <w:ilvl w:val="0"/>
+          <w:numId w:val="2"/>
+        </w:numPr>
+        <w:spacing w:after="0"/>
+        <w:rPr>
+          <w:lang w:val="en-NG"/>
+        </w:rPr>
+      </w:pPr>
+      <w:r>
+        <w:rPr>
+          <w:lang w:val="en-NG"/>
+        </w:rPr>
+        <w:t xml:space="preserve">Em dashes everywhere </w:t>
+      </w:r>
+    </w:p>
+    <w:p>
+      <w:pPr>
+        <w:numPr>
+          <w:ilvl w:val="0"/>
+          <w:numId w:val="2"/>
+        </w:numPr>
+        <w:spacing w:after="0"/>
+        <w:rPr>
+          <w:lang w:val="en-NG"/>
+        </w:rPr>
+      </w:pPr>
+      <w:r>
+        <w:rPr>
+          <w:lang w:val="en-NG"/>
+        </w:rPr>
+        <w:t xml:space="preserve">Generic buzzword copy </w:t>
+      </w:r>
+    </w:p>
+    <w:p>
+      <w:pPr>
+        <w:numPr>
+          <w:ilvl w:val="0"/>
+          <w:numId w:val="2"/>
+        </w:numPr>
+        <w:spacing w:after="0"/>
+        <w:rPr>
+          <w:lang w:val="en-NG"/>
+        </w:rPr>
+      </w:pPr>
+      <w:r>
+        <w:rPr>
+          <w:lang w:val="en-NG"/>
+        </w:rPr>
+        <w:t xml:space="preserve">Serif italic accents </w:t>
+      </w:r>
+    </w:p>
+    <w:p>
+      <w:pPr>
+        <w:numPr>
+          <w:ilvl w:val="0"/>
+          <w:numId w:val="2"/>
+        </w:numPr>
+        <w:spacing w:after="0"/>
+        <w:rPr>
+          <w:lang w:val="en-NG"/>
+        </w:rPr>
+      </w:pPr>
+      <w:r>
+        <w:rPr>
+          <w:lang w:val="en-NG"/>
+        </w:rPr>
+        <w:t xml:space="preserve">Space Grotesk + Instrument Serif </w:t>
+      </w:r>
+    </w:p>
+    <w:p>
+      <w:pPr>
+        <w:numPr>
+          <w:ilvl w:val="0"/>
+          <w:numId w:val="2"/>
+        </w:numPr>
+        <w:spacing w:after="0"/>
+        <w:rPr>
+          <w:lang w:val="en-NG"/>
+        </w:rPr>
+      </w:pPr>
+      <w:r>
+        <w:rPr>
+          <w:lang w:val="en-NG"/>
+        </w:rPr>
+        <w:lastRenderedPageBreak/>
+        <w:t xml:space="preserve">Grain over a gradient </w:t>
+      </w:r>
+    </w:p>
+    <w:p>
+      <w:pPr>
+        <w:spacing w:after="0"/>
+        <w:rPr>
+          <w:lang w:val="en-NG"/>
+        </w:rPr>
+      </w:pPr>
+    </w:p>
+    <w:p>
+      <w:pPr>
+        <w:spacing w:after="0"/>
+        <w:rPr>
+          <w:lang w:val="en-NG"/>
+        </w:rPr>
+      </w:pPr>
+      <w:r>
+        <w:rPr>
+          <w:lang w:val="en-NG"/>
+        </w:rPr>
+        <w:t xml:space="preserve">Also take help from </w:t>
       </w:r>
       <w:proofErr w:type="spellStart"/>
       <w:proofErr w:type="gramStart"/>
@@ -381,10 +953,28 @@
         <w:rPr>
           <w:lang w:val="en-NG"/>
         </w:rPr>
-        <w:t xml:space="preserve"> Use UIUX pro max skill. </w:t>
-      </w:r>
-    </w:p>
-    <w:p/>
+        <w:t xml:space="preserve"> </w:t>
+      </w:r>
+    </w:p>
+    <w:p>
+      <w:pPr>
+        <w:spacing w:after="0"/>
+        <w:rPr>
+          <w:lang w:val="en-NG"/>
+        </w:rPr>
+      </w:pPr>
+      <w:r>
+        <w:rPr>
+          <w:lang w:val="en-NG"/>
+        </w:rPr>
+        <w:t xml:space="preserve">Use UIUX pro max skill. </w:t>
+      </w:r>
+    </w:p>
+    <w:p>
+      <w:pPr>
+        <w:spacing w:after="0"/>
+      </w:pPr>
+    </w:p>
     <w:sectPr>
       <w:pgSz w:w="11906" w:h="16838"/>
       <w:pgMar w:top="1440" w:right="1440" w:bottom="1440" w:left="1440" w:header="708" w:footer="708" w:gutter="0"/>
@@ -393,6 +983,216 @@
     </w:sectPr>
   </w:body>
 </w:document>
+</file>
+
+<file path=word/numbering.xml><?xml version="1.0" encoding="utf-8"?>
+<w:numbering xmlns:wpc="http://schemas.microsoft.com/office/word/2010/wordprocessingCanvas" xmlns:cx="http://schemas.microsoft.com/office/drawing/2014/chartex" xmlns:cx1="http://schemas.microsoft.com/office/drawing/2015/9/8/chartex" xmlns:cx2="http://schemas.microsoft.com/office/drawing/2015/10/21/chartex" xmlns:cx3="http://schemas.microsoft.com/office/drawing/2016/5/9/chartex" xmlns:cx4="http://schemas.microsoft.com/office/drawing/2016/5/10/chartex" xmlns:cx5="http://schemas.microsoft.com/office/drawing/2016/5/11/chartex" xmlns:cx6="http://schemas.microsoft.com/office/drawing/2016/5/12/chartex" xmlns:cx7="http://schemas.microsoft.com/office/drawing/2016/5/13/chartex" xmlns:cx8="http://schemas.microsoft.com/office/drawing/2016/5/14/chartex" xmlns:mc="http://schemas.openxmlformats.org/markup-compatibility/2006" xmlns:aink="http://schemas.microsoft.com/office/drawing/2016/ink" xmlns:am3d="http://schemas.microsoft.com/office/drawing/2017/model3d" xmlns:o="urn:schemas-microsoft-com:office:office" xmlns:oel="http://schemas.microsoft.com/office/2019/extlst" xmlns:r="http://schemas.openxmlformats.org/officeDocument/2006/relationships" xmlns:m="http://schemas.openxmlformats.org/officeDocument/2006/math" xmlns:v="urn:schemas-microsoft-com:vml" xmlns:wp14="http://schemas.microsoft.com/office/word/2010/wordprocessingDrawing" xmlns:wp="http://schemas.openxmlformats.org/drawingml/2006/wordprocessingDrawing" xmlns:w10="urn:schemas-microsoft-com:office:word" xmlns:w="http://schemas.openxmlformats.org/wordprocessingml/2006/main" xmlns:w14="http://schemas.microsoft.com/office/word/2010/wordml" xmlns:w15="http://schemas.microsoft.com/office/word/2012/wordml" xmlns:w16cex="http://schemas.microsoft.com/office/word/2018/wordml/cex" xmlns:w16cid="http://schemas.microsoft.com/office/word/2016/wordml/cid" xmlns:w16="http://schemas.microsoft.com/office/word/2018/wordml" xmlns:w16du="http://schemas.microsoft.com/office/word/2023/wordml/word16du" xmlns:w16sdtdh="http://schemas.microsoft.com/office/word/2020/wordml/sdtdatahash" xmlns:w16sdtfl="http://schemas.microsoft.com/office/word/2024/wordml/sdtformatlock" xmlns:w16se="http://schemas.microsoft.com/office/word/2015/wordml/symex" xmlns:wpg="http://schemas.microsoft.com/office/word/2010/wordprocessingGroup" xmlns:wpi="http://schemas.microsoft.com/office/word/2010/wordprocessingInk" xmlns:wne="http://schemas.microsoft.com/office/word/2006/wordml" xmlns:wps="http://schemas.microsoft.com/office/word/2010/wordprocessingShape" mc:Ignorable="w14 w15 w16se w16cid w16 w16cex w16sdtdh w16sdtfl w16du wp14">
+  <w:abstractNum w:abstractNumId="0" w15:restartNumberingAfterBreak="0">
+    <w:nsid w:val="75B741E7"/>
+    <w:multiLevelType w:val="hybridMultilevel"/>
+    <w:tmpl w:val="DE9A3582"/>
+    <w:lvl w:ilvl="0" w:tplc="2000000F">
+      <w:start w:val="1"/>
+      <w:numFmt w:val="decimal"/>
+      <w:lvlText w:val="%1."/>
+      <w:lvlJc w:val="left"/>
+      <w:pPr>
+        <w:ind w:left="720" w:hanging="360"/>
+      </w:pPr>
+    </w:lvl>
+    <w:lvl w:ilvl="1" w:tplc="20000019" w:tentative="1">
+      <w:start w:val="1"/>
+      <w:numFmt w:val="lowerLetter"/>
+      <w:lvlText w:val="%2."/>
+      <w:lvlJc w:val="left"/>
+      <w:pPr>
+        <w:ind w:left="1440" w:hanging="360"/>
+      </w:pPr>
+    </w:lvl>
+    <w:lvl w:ilvl="2" w:tplc="2000001B" w:tentative="1">
+      <w:start w:val="1"/>
+      <w:numFmt w:val="lowerRoman"/>
+      <w:lvlText w:val="%3."/>
+      <w:lvlJc w:val="right"/>
+      <w:pPr>
+        <w:ind w:left="2160" w:hanging="180"/>
+      </w:pPr>
+    </w:lvl>
+    <w:lvl w:ilvl="3" w:tplc="2000000F" w:tentative="1">
+      <w:start w:val="1"/>
+      <w:numFmt w:val="decimal"/>
+      <w:lvlText w:val="%4."/>
+      <w:lvlJc w:val="left"/>
+      <w:pPr>
+        <w:ind w:left="2880" w:hanging="360"/>
+      </w:pPr>
+    </w:lvl>
+    <w:lvl w:ilvl="4" w:tplc="20000019" w:tentative="1">
+      <w:start w:val="1"/>
+      <w:numFmt w:val="lowerLetter"/>
+      <w:lvlText w:val="%5."/>
+      <w:lvlJc w:val="left"/>
+      <w:pPr>
+        <w:ind w:left="3600" w:hanging="360"/>
+      </w:pPr>
+    </w:lvl>
+    <w:lvl w:ilvl="5" w:tplc="2000001B" w:tentative="1">
+      <w:start w:val="1"/>
+      <w:numFmt w:val="lowerRoman"/>
+      <w:lvlText w:val="%6."/>
+      <w:lvlJc w:val="right"/>
+      <w:pPr>
+        <w:ind w:left="4320" w:hanging="180"/>
+      </w:pPr>
+    </w:lvl>
+    <w:lvl w:ilvl="6" w:tplc="2000000F" w:tentative="1">
+      <w:start w:val="1"/>
+      <w:numFmt w:val="decimal"/>
+      <w:lvlText w:val="%7."/>
+      <w:lvlJc w:val="left"/>
+      <w:pPr>
+        <w:ind w:left="5040" w:hanging="360"/>
+      </w:pPr>
+    </w:lvl>
+    <w:lvl w:ilvl="7" w:tplc="20000019" w:tentative="1">
+      <w:start w:val="1"/>
+      <w:numFmt w:val="lowerLetter"/>
+      <w:lvlText w:val="%8."/>
+      <w:lvlJc w:val="left"/>
+      <w:pPr>
+        <w:ind w:left="5760" w:hanging="360"/>
+      </w:pPr>
+    </w:lvl>
+    <w:lvl w:ilvl="8" w:tplc="2000001B" w:tentative="1">
+      <w:start w:val="1"/>
+      <w:numFmt w:val="lowerRoman"/>
+      <w:lvlText w:val="%9."/>
+      <w:lvlJc w:val="right"/>
+      <w:pPr>
+        <w:ind w:left="6480" w:hanging="180"/>
+      </w:pPr>
+    </w:lvl>
+  </w:abstractNum>
+  <w:abstractNum w:abstractNumId="1" w15:restartNumberingAfterBreak="0">
+    <w:nsid w:val="7F9C622F"/>
+    <w:multiLevelType w:val="multilevel"/>
+    <w:tmpl w:val="01A8FAA8"/>
+    <w:lvl w:ilvl="0">
+      <w:start w:val="1"/>
+      <w:numFmt w:val="decimal"/>
+      <w:lvlText w:val="%1."/>
+      <w:lvlJc w:val="left"/>
+      <w:pPr>
+        <w:tabs>
+          <w:tab w:val="num" w:pos="720"/>
+        </w:tabs>
+        <w:ind w:left="720" w:hanging="360"/>
+      </w:pPr>
+    </w:lvl>
+    <w:lvl w:ilvl="1" w:tentative="1">
+      <w:start w:val="1"/>
+      <w:numFmt w:val="decimal"/>
+      <w:lvlText w:val="%2."/>
+      <w:lvlJc w:val="left"/>
+      <w:pPr>
+        <w:tabs>
+          <w:tab w:val="num" w:pos="1440"/>
+        </w:tabs>
+        <w:ind w:left="1440" w:hanging="360"/>
+      </w:pPr>
+    </w:lvl>
+    <w:lvl w:ilvl="2" w:tentative="1">
+      <w:start w:val="1"/>
+      <w:numFmt w:val="decimal"/>
+      <w:lvlText w:val="%3."/>
+      <w:lvlJc w:val="left"/>
+      <w:pPr>
+        <w:tabs>
+          <w:tab w:val="num" w:pos="2160"/>
+        </w:tabs>
+        <w:ind w:left="2160" w:hanging="360"/>
+      </w:pPr>
+    </w:lvl>
+    <w:lvl w:ilvl="3" w:tentative="1">
+      <w:start w:val="1"/>
+      <w:numFmt w:val="decimal"/>
+      <w:lvlText w:val="%4."/>
+      <w:lvlJc w:val="left"/>
+      <w:pPr>
+        <w:tabs>
+          <w:tab w:val="num" w:pos="2880"/>
+        </w:tabs>
+        <w:ind w:left="2880" w:hanging="360"/>
+      </w:pPr>
+    </w:lvl>
+    <w:lvl w:ilvl="4" w:tentative="1">
+      <w:start w:val="1"/>
+      <w:numFmt w:val="decimal"/>
+      <w:lvlText w:val="%5."/>
+      <w:lvlJc w:val="left"/>
+      <w:pPr>
+        <w:tabs>
+          <w:tab w:val="num" w:pos="3600"/>
+        </w:tabs>
+        <w:ind w:left="3600" w:hanging="360"/>
+      </w:pPr>
+    </w:lvl>
+    <w:lvl w:ilvl="5" w:tentative="1">
+      <w:start w:val="1"/>
+      <w:numFmt w:val="decimal"/>
+      <w:lvlText w:val="%6."/>
+      <w:lvlJc w:val="left"/>
+      <w:pPr>
+        <w:tabs>
+          <w:tab w:val="num" w:pos="4320"/>
+        </w:tabs>
+        <w:ind w:left="4320" w:hanging="360"/>
+      </w:pPr>
+    </w:lvl>
+    <w:lvl w:ilvl="6" w:tentative="1">
+      <w:start w:val="1"/>
+      <w:numFmt w:val="decimal"/>
+      <w:lvlText w:val="%7."/>
+      <w:lvlJc w:val="left"/>
+      <w:pPr>
+        <w:tabs>
+          <w:tab w:val="num" w:pos="5040"/>
+        </w:tabs>
+        <w:ind w:left="5040" w:hanging="360"/>
+      </w:pPr>
+    </w:lvl>
+    <w:lvl w:ilvl="7" w:tentative="1">
+      <w:start w:val="1"/>
+      <w:numFmt w:val="decimal"/>
+      <w:lvlText w:val="%8."/>
+      <w:lvlJc w:val="left"/>
+      <w:pPr>
+        <w:tabs>
+          <w:tab w:val="num" w:pos="5760"/>
+        </w:tabs>
+        <w:ind w:left="5760" w:hanging="360"/>
+      </w:pPr>
+    </w:lvl>
+    <w:lvl w:ilvl="8" w:tentative="1">
+      <w:start w:val="1"/>
+      <w:numFmt w:val="decimal"/>
+      <w:lvlText w:val="%9."/>
+      <w:lvlJc w:val="left"/>
+      <w:pPr>
+        <w:tabs>
+          <w:tab w:val="num" w:pos="6480"/>
+        </w:tabs>
+        <w:ind w:left="6480" w:hanging="360"/>
+      </w:pPr>
+    </w:lvl>
+  </w:abstractNum>
+  <w:num w:numId="1" w16cid:durableId="1938051026">
+    <w:abstractNumId w:val="0"/>
+  </w:num>
+  <w:num w:numId="2" w16cid:durableId="1352992387">
+    <w:abstractNumId w:val="1"/>
+  </w:num>
+</w:numbering>
 </file>
 
 <file path=word/styles.xml><?xml version="1.0" encoding="utf-8"?>
